--- a/assets/templates/Templates/ГТО_шаблон.docx
+++ b/assets/templates/Templates/ГТО_шаблон.docx
@@ -577,400 +577,410 @@
         <w:rPr>
           <w:b/>
         </w:rPr>
-        <w:t xml:space="preserve">Реестровый номер заключения [ReferenceNumber]</w:t>
-      </w:r>
-      <w:r>
-        <w:rPr>
-          <w:b/>
-          <w:color w:val="000000"/>
-        </w:rPr>
-        <w:t xml:space="preserve"/>
-      </w:r>
-    </w:p>
-    <w:p>
-      <w:pPr>
-        <w:pStyle w:val="a5"/>
-      </w:pPr>
-    </w:p>
-    <w:p>
-      <w:pPr>
-        <w:pStyle w:val="a5"/>
-      </w:pPr>
+        <w:t>Реестровый номер заключения [ReferenceNumber]</w:t>
+      </w:r>
+    </w:p>
+    <w:p>
+      <w:pPr>
+        <w:pStyle w:val="a5"/>
+      </w:pPr>
+    </w:p>
+    <w:p>
+      <w:pPr>
+        <w:pStyle w:val="a5"/>
+      </w:pPr>
+      <w:r>
+        <w:t>Фамилия</w:t>
+      </w:r>
+      <w:r>
+        <w:t>:</w:t>
+      </w:r>
+      <w:r>
+        <w:t xml:space="preserve"> </w:t>
+      </w:r>
+      <w:r>
+        <w:rPr>
+          <w:b/>
+        </w:rPr>
+        <w:t>[</w:t>
+      </w:r>
       <w:proofErr w:type="spellStart"/>
       <w:r>
-        <w:t xml:space="preserve">Фамилия [LastName] __________________________________________</w:t>
-      </w:r>
-      <w:r>
-        <w:rPr>
-          <w:color w:val="000000"/>
-        </w:rPr>
-        <w:t/>
+        <w:rPr>
+          <w:b/>
+        </w:rPr>
+        <w:t>LastName</w:t>
       </w:r>
       <w:proofErr w:type="spellEnd"/>
       <w:r>
         <w:rPr>
-          <w:color w:val="000000"/>
-        </w:rPr>
-        <w:t xml:space="preserve"/>
-      </w:r>
-      <w:r>
-        <w:t/>
-      </w:r>
-    </w:p>
-    <w:p>
-      <w:pPr>
-        <w:pStyle w:val="a5"/>
-      </w:pPr>
+          <w:b/>
+        </w:rPr>
+        <w:t>]</w:t>
+      </w:r>
+      <w:r>
+        <w:t xml:space="preserve"> </w:t>
+      </w:r>
+    </w:p>
+    <w:p>
+      <w:pPr>
+        <w:pStyle w:val="a5"/>
+      </w:pPr>
+      <w:r>
+        <w:t>Имя</w:t>
+      </w:r>
+      <w:r>
+        <w:t>:</w:t>
+      </w:r>
+      <w:r>
+        <w:t xml:space="preserve"> </w:t>
+      </w:r>
+      <w:r>
+        <w:rPr>
+          <w:b/>
+        </w:rPr>
+        <w:t>[</w:t>
+      </w:r>
       <w:proofErr w:type="spellStart"/>
       <w:r>
-        <w:t xml:space="preserve">Имя [FirstName] ______________________________________________</w:t>
-      </w:r>
-      <w:r>
-        <w:rPr>
-          <w:color w:val="000000"/>
-        </w:rPr>
-        <w:t/>
+        <w:rPr>
+          <w:b/>
+        </w:rPr>
+        <w:t>FirstName</w:t>
       </w:r>
       <w:proofErr w:type="spellEnd"/>
       <w:r>
         <w:rPr>
-          <w:color w:val="000000"/>
-        </w:rPr>
-        <w:t xml:space="preserve"/>
-      </w:r>
-      <w:r>
-        <w:t/>
-      </w:r>
-    </w:p>
-    <w:p>
-      <w:pPr>
-        <w:pStyle w:val="a5"/>
-      </w:pPr>
-      <w:r>
-        <w:t xml:space="preserve">Отчество [MiddleName] ________________________________________</w:t>
-      </w:r>
-      <w:r>
-        <w:rPr>
-          <w:color w:val="000000"/>
-        </w:rPr>
-        <w:t/>
-      </w:r>
-      <w:r>
-        <w:t/>
-      </w:r>
-    </w:p>
-    <w:p>
-      <w:pPr>
-        <w:pStyle w:val="a5"/>
-      </w:pPr>
-      <w:r>
-        <w:t xml:space="preserve">Дата рождения [BirthDate] _____________________________________</w:t>
+          <w:b/>
+        </w:rPr>
+        <w:t>]</w:t>
+      </w:r>
+    </w:p>
+    <w:p>
+      <w:pPr>
+        <w:pStyle w:val="a5"/>
+      </w:pPr>
+      <w:r>
+        <w:t>Отчество</w:t>
+      </w:r>
+      <w:r>
+        <w:t xml:space="preserve">: </w:t>
+      </w:r>
+      <w:r>
+        <w:rPr>
+          <w:b/>
+        </w:rPr>
+        <w:t>[</w:t>
       </w:r>
       <w:proofErr w:type="spellStart"/>
       <w:r>
-        <w:t/>
-      </w:r>
-      <w:r>
-        <w:rPr>
-          <w:color w:val="000000"/>
-        </w:rPr>
-        <w:t/>
+        <w:rPr>
+          <w:b/>
+        </w:rPr>
+        <w:t>MiddleName</w:t>
       </w:r>
       <w:proofErr w:type="spellEnd"/>
       <w:r>
         <w:rPr>
-          <w:color w:val="000000"/>
-        </w:rPr>
-        <w:t xml:space="preserve"/>
-      </w:r>
-      <w:r>
-        <w:t/>
-      </w:r>
-    </w:p>
-    <w:p>
-      <w:pPr>
-        <w:pStyle w:val="a5"/>
-      </w:pPr>
-      <w:r>
-        <w:t>Реестровый номер лица(спортсмена)___________________________________________</w:t>
-      </w:r>
-    </w:p>
-    <w:p>
-      <w:pPr>
-        <w:pStyle w:val="a5"/>
-      </w:pPr>
-      <w:r>
-        <w:t xml:space="preserve">Название мероприятия_________________________________________________________</w:t>
+          <w:b/>
+        </w:rPr>
+        <w:t>]</w:t>
+      </w:r>
+      <w:r>
+        <w:t xml:space="preserve"> </w:t>
+      </w:r>
+    </w:p>
+    <w:p>
+      <w:pPr>
+        <w:pStyle w:val="a5"/>
+      </w:pPr>
+      <w:r>
+        <w:t>Дата рождения</w:t>
+      </w:r>
+      <w:r>
+        <w:t>:</w:t>
+      </w:r>
+      <w:r>
+        <w:t xml:space="preserve"> [</w:t>
       </w:r>
       <w:proofErr w:type="spellStart"/>
       <w:r>
-        <w:t/>
-      </w:r>
-      <w:r>
-        <w:rPr>
-          <w:color w:val="000000"/>
-        </w:rPr>
-        <w:t/>
+        <w:t>BirthDate</w:t>
       </w:r>
       <w:proofErr w:type="spellEnd"/>
       <w:r>
-        <w:rPr>
-          <w:color w:val="000000"/>
-        </w:rPr>
-        <w:t xml:space="preserve"/>
-      </w:r>
-      <w:r>
-        <w:t/>
-      </w:r>
-    </w:p>
-    <w:p>
-      <w:pPr>
-        <w:pStyle w:val="a5"/>
-      </w:pPr>
-      <w:r>
-        <w:t xml:space="preserve">Вид спорта___________________________________________________________________</w:t>
+        <w:t xml:space="preserve">] </w:t>
+      </w:r>
+    </w:p>
+    <w:p>
+      <w:pPr>
+        <w:pStyle w:val="a5"/>
+      </w:pPr>
+      <w:r>
+        <w:t>Реестровый номер лица(спортсмена)</w:t>
+      </w:r>
+      <w:r>
+        <w:t>:</w:t>
+      </w:r>
+      <w:r>
+        <w:t xml:space="preserve"> </w:t>
+      </w:r>
+      <w:r>
+        <w:rPr>
+          <w:b/>
+        </w:rPr>
+        <w:t>[GtoAthleteRegistryNumber]</w:t>
+      </w:r>
+    </w:p>
+    <w:p>
+      <w:pPr>
+        <w:pStyle w:val="a5"/>
+      </w:pPr>
+      <w:r>
+        <w:t>Название мероприятия</w:t>
+      </w:r>
+      <w:r>
+        <w:t>:</w:t>
+      </w:r>
+      <w:r>
+        <w:t xml:space="preserve"> </w:t>
+      </w:r>
+      <w:r>
+        <w:rPr>
+          <w:b/>
+        </w:rPr>
+        <w:t>[GtoEventName]</w:t>
+      </w:r>
+    </w:p>
+    <w:p>
+      <w:pPr>
+        <w:pStyle w:val="a5"/>
+      </w:pPr>
+      <w:r>
+        <w:t>Вид спорта</w:t>
+      </w:r>
+      <w:r>
+        <w:t>:</w:t>
+      </w:r>
+      <w:r>
+        <w:t xml:space="preserve"> </w:t>
+      </w:r>
+      <w:r>
+        <w:rPr>
+          <w:b/>
+        </w:rPr>
+        <w:t>[GtoSportKind]</w:t>
+      </w:r>
+    </w:p>
+    <w:p>
+      <w:pPr>
+        <w:pStyle w:val="a5"/>
+      </w:pPr>
+      <w:r>
+        <w:t>Спортивная дисциплина</w:t>
+      </w:r>
+      <w:r>
+        <w:t>:</w:t>
+      </w:r>
+      <w:r>
+        <w:t xml:space="preserve"> </w:t>
+      </w:r>
+      <w:r>
+        <w:rPr>
+          <w:b/>
+        </w:rPr>
+        <w:t>[GtoSportDiscipline]</w:t>
+      </w:r>
+    </w:p>
+    <w:p>
+      <w:pPr>
+        <w:pStyle w:val="a5"/>
+      </w:pPr>
+      <w:r>
+        <w:t>Этап спортивной подготовки</w:t>
+      </w:r>
+      <w:r>
+        <w:t>:</w:t>
+      </w:r>
+      <w:r>
+        <w:t xml:space="preserve"> </w:t>
+      </w:r>
+      <w:r>
+        <w:rPr>
+          <w:b/>
+        </w:rPr>
+        <w:t>[GtoTrainingStage]</w:t>
+      </w:r>
+    </w:p>
+    <w:p>
+      <w:pPr>
+        <w:pStyle w:val="a5"/>
+      </w:pPr>
+    </w:p>
+    <w:p>
+      <w:pPr>
+        <w:pStyle w:val="a5"/>
+      </w:pPr>
+      <w:r>
+        <w:t>По результатам медицинского осмотра, углубленного медицинского обследования</w:t>
+      </w:r>
+    </w:p>
+    <w:p>
+      <w:pPr>
+        <w:pStyle w:val="a5"/>
+      </w:pPr>
+    </w:p>
+    <w:p>
+      <w:pPr>
+        <w:pStyle w:val="a5"/>
+        <w:rPr>
+          <w:b/>
+        </w:rPr>
+      </w:pPr>
+      <w:r>
+        <w:t xml:space="preserve">                                                                        </w:t>
+      </w:r>
+      <w:r>
+        <w:rPr>
+          <w:b/>
+        </w:rPr>
+        <w:t>ДОПУЩЕН</w:t>
+      </w:r>
+    </w:p>
+    <w:p>
+      <w:pPr>
+        <w:pStyle w:val="a5"/>
+      </w:pPr>
+      <w:r>
+        <w:rPr>
+          <w:b/>
+        </w:rPr>
+        <w:t xml:space="preserve">                                                  </w:t>
+      </w:r>
+      <w:r>
+        <w:t>комиссией (лишнее вычеркнуть)</w:t>
+      </w:r>
+    </w:p>
+    <w:p>
+      <w:pPr>
+        <w:pStyle w:val="a5"/>
+      </w:pPr>
+      <w:r>
+        <w:t>- к тренировочным мероприятиям;</w:t>
+      </w:r>
+      <w:r>
+        <w:t>[GtoAdmitTraining]</w:t>
+      </w:r>
+    </w:p>
+    <w:p>
+      <w:pPr>
+        <w:pStyle w:val="a5"/>
+      </w:pPr>
+      <w:r>
+        <w:t>- к участию в спортивных соревнованиях;</w:t>
+      </w:r>
+      <w:r>
+        <w:t>[GtoAdmitCompetitions]</w:t>
+      </w:r>
+    </w:p>
+    <w:p>
+      <w:pPr>
+        <w:pStyle w:val="a5"/>
+      </w:pPr>
+      <w:r>
+        <w:t>-к участию в физкультурных мероприятиях;</w:t>
+      </w:r>
+      <w:r>
+        <w:t>[GtoAdmitPhysicalEvents]</w:t>
+      </w:r>
+    </w:p>
+    <w:p>
+      <w:pPr>
+        <w:pStyle w:val="a5"/>
+      </w:pPr>
+      <w:r>
+        <w:t>-к выполнению комплекса ГТО</w:t>
+      </w:r>
+      <w:r>
+        <w:t>[GtoAdmitComplex]</w:t>
+      </w:r>
+    </w:p>
+    <w:p>
+      <w:pPr>
+        <w:pStyle w:val="a5"/>
+      </w:pPr>
+    </w:p>
+    <w:p>
+      <w:pPr>
+        <w:pStyle w:val="a5"/>
+      </w:pPr>
+      <w:r>
+        <w:t xml:space="preserve">Ограничения, в том числе физических нагрузок, сроки ограничений: </w:t>
+      </w:r>
+      <w:r>
+        <w:rPr>
+          <w:b/>
+        </w:rPr>
+        <w:t>[GtoRestrictions]</w:t>
+      </w:r>
+    </w:p>
+    <w:p>
+      <w:pPr>
+        <w:pStyle w:val="a5"/>
+      </w:pPr>
+      <w:r>
+        <w:t xml:space="preserve">Описать: </w:t>
+      </w:r>
+      <w:r>
+        <w:t>[GtoRestrictionsText]</w:t>
+      </w:r>
+    </w:p>
+    <w:p>
+      <w:pPr>
+        <w:pStyle w:val="a5"/>
+      </w:pPr>
+    </w:p>
+    <w:p>
+      <w:pPr>
+        <w:pStyle w:val="a5"/>
+      </w:pPr>
+      <w:r>
+        <w:t>Дата выдачи медицинского заключения [</w:t>
       </w:r>
       <w:proofErr w:type="spellStart"/>
       <w:r>
-        <w:t/>
-      </w:r>
-      <w:r>
-        <w:rPr>
-          <w:color w:val="000000"/>
-        </w:rPr>
-        <w:t/>
+        <w:t>VisitDate</w:t>
       </w:r>
       <w:proofErr w:type="spellEnd"/>
       <w:r>
-        <w:rPr>
-          <w:color w:val="000000"/>
-        </w:rPr>
-        <w:t xml:space="preserve"/>
-      </w:r>
-      <w:r>
-        <w:t/>
-      </w:r>
-    </w:p>
-    <w:p>
-      <w:pPr>
-        <w:pStyle w:val="a5"/>
-      </w:pPr>
-      <w:r>
-        <w:t xml:space="preserve">Спортивная дисциплина_________________________________________________________</w:t>
-      </w:r>
-      <w:r>
-        <w:rPr>
-          <w:color w:val="000000"/>
-        </w:rPr>
-        <w:t xml:space="preserve"/>
-      </w:r>
-      <w:r>
-        <w:t/>
-      </w:r>
-    </w:p>
-    <w:p>
-      <w:pPr>
-        <w:pStyle w:val="a5"/>
-      </w:pPr>
-      <w:r>
-        <w:t>Этап спортивной подготовки__________________________________________________</w:t>
-      </w:r>
-    </w:p>
-    <w:p>
-      <w:pPr>
-        <w:pStyle w:val="a5"/>
-      </w:pPr>
-      <w:r>
-        <w:t>По результатам медицинского осмотра, углубленного медицинского обследования</w:t>
-      </w:r>
-    </w:p>
-    <w:p>
-      <w:pPr>
-        <w:pStyle w:val="a5"/>
-      </w:pPr>
-    </w:p>
-    <w:p>
-      <w:pPr>
-        <w:pStyle w:val="a5"/>
-        <w:rPr>
-          <w:b/>
-        </w:rPr>
-      </w:pPr>
-      <w:r>
-        <w:t xml:space="preserve">                                                                        </w:t>
-      </w:r>
-      <w:r>
-        <w:rPr>
-          <w:b/>
-        </w:rPr>
-        <w:t>ДОПУЩЕН</w:t>
-      </w:r>
-    </w:p>
-    <w:p>
-      <w:pPr>
-        <w:pStyle w:val="a5"/>
-      </w:pPr>
-      <w:r>
-        <w:rPr>
-          <w:b/>
-        </w:rPr>
-        <w:t xml:space="preserve">                                                  </w:t>
-      </w:r>
-      <w:r>
-        <w:t>комиссией (лишнее вычеркнуть)</w:t>
-      </w:r>
-    </w:p>
-    <w:p>
-      <w:pPr>
-        <w:pStyle w:val="a5"/>
-      </w:pPr>
-      <w:r>
-        <w:t>- к тренировочным мероприятиям;</w:t>
-      </w:r>
-    </w:p>
-    <w:p>
-      <w:pPr>
-        <w:pStyle w:val="a5"/>
-      </w:pPr>
-      <w:r>
-        <w:t>- к участию в спортивных соревнованиях;</w:t>
-      </w:r>
-    </w:p>
-    <w:p>
-      <w:pPr>
-        <w:pStyle w:val="a5"/>
-      </w:pPr>
-      <w:r>
-        <w:t>-к участию в физкультурных мероприятиях;</w:t>
-      </w:r>
-    </w:p>
-    <w:p>
-      <w:pPr>
-        <w:pStyle w:val="a5"/>
-      </w:pPr>
-      <w:r>
-        <w:t>-к выполнению комплекса ГТО</w:t>
-      </w:r>
-    </w:p>
-    <w:p>
-      <w:pPr>
-        <w:pStyle w:val="a5"/>
-      </w:pPr>
-    </w:p>
-    <w:p>
-      <w:pPr>
-        <w:pStyle w:val="a5"/>
-      </w:pPr>
-      <w:r>
-        <w:t>Ограничения, в том числе физических нагрузок, сроки ограничений: (ДА/НЕТ)</w:t>
-      </w:r>
-    </w:p>
-    <w:p>
-      <w:pPr>
-        <w:pStyle w:val="a5"/>
-      </w:pPr>
-      <w:r>
-        <w:t>Описать_______________________________________________________________________________________________________________________________________________</w:t>
-      </w:r>
-      <w:r>
-        <w:br/>
-        <w:t>___________________________________________________________________________</w:t>
-      </w:r>
-      <w:r>
-        <w:br/>
-        <w:t>___________________________________________________________________________</w:t>
-      </w:r>
-    </w:p>
-    <w:p>
-      <w:pPr>
-        <w:pStyle w:val="a5"/>
-      </w:pPr>
-      <w:r>
-        <w:t xml:space="preserve">Дата выдачи медицинского заключения [VisitDate] ______________________________</w:t>
-      </w:r>
-      <w:proofErr w:type="spellStart"/>
-      <w:r>
-        <w:t/>
-      </w:r>
-      <w:r>
-        <w:rPr>
-          <w:color w:val="000000"/>
-        </w:rPr>
-        <w:t/>
-      </w:r>
-      <w:proofErr w:type="spellEnd"/>
-      <w:r>
-        <w:rPr>
-          <w:color w:val="000000"/>
-        </w:rPr>
-        <w:t xml:space="preserve"/>
-      </w:r>
-      <w:r>
-        <w:t/>
-      </w:r>
-    </w:p>
-    <w:p>
-      <w:pPr>
-        <w:pStyle w:val="a5"/>
-      </w:pPr>
-      <w:r>
-        <w:t xml:space="preserve">Медицинское заключение действительно до [GtoValidUntil] ______________________</w:t>
-      </w:r>
-      <w:r>
-        <w:rPr>
-          <w:color w:val="000000"/>
-        </w:rPr>
-        <w:t xml:space="preserve"/>
-      </w:r>
-      <w:r>
-        <w:t/>
-      </w:r>
-    </w:p>
-    <w:p>
-      <w:pPr>
-        <w:pStyle w:val="a5"/>
-      </w:pPr>
-      <w:r>
-        <w:t xml:space="preserve">Ответственное лицо медицинской организации _______________    / [GtoTherapistDoctor] /</w:t>
-      </w:r>
-      <w:r>
-        <w:t xml:space="preserve"/>
-      </w:r>
-      <w:r>
-        <w:t/>
-      </w:r>
-      <w:r>
-        <w:t xml:space="preserve"/>
-      </w:r>
-      <w:r>
-        <w:t/>
-      </w:r>
-      <w:r>
-        <w:t xml:space="preserve"/>
-      </w:r>
-      <w:r>
-        <w:rPr>
-          <w:color w:val="000000"/>
-        </w:rPr>
-        <w:t xml:space="preserve"/>
-      </w:r>
-      <w:proofErr w:type="gramStart"/>
-      <w:r>
-        <w:rPr>
-          <w:color w:val="000000"/>
-        </w:rPr>
-        <w:t/>
-      </w:r>
-      <w:r>
-        <w:rPr>
-          <w:color w:val="000000"/>
-        </w:rPr>
-        <w:t xml:space="preserve"/>
-      </w:r>
-      <w:r>
-        <w:t/>
-      </w:r>
-      <w:proofErr w:type="gramEnd"/>
+        <w:t xml:space="preserve">] </w:t>
+      </w:r>
+    </w:p>
+    <w:p>
+      <w:pPr>
+        <w:pStyle w:val="a5"/>
+      </w:pPr>
+    </w:p>
+    <w:p>
+      <w:pPr>
+        <w:pStyle w:val="a5"/>
+      </w:pPr>
+      <w:r>
+        <w:t xml:space="preserve">Медицинское заключение действительно до [GtoValidUntil] </w:t>
+      </w:r>
+    </w:p>
+    <w:p>
+      <w:pPr>
+        <w:pStyle w:val="a5"/>
+      </w:pPr>
+    </w:p>
+    <w:p>
+      <w:pPr>
+        <w:pStyle w:val="a5"/>
+      </w:pPr>
+      <w:r>
+        <w:t>Ответственное лицо медицинской организации _______________    / [GtoTherapistDoctor] /</w:t>
+      </w:r>
     </w:p>
     <w:p>
       <w:pPr>
@@ -1012,6 +1022,8 @@
           <w:szCs w:val="16"/>
         </w:rPr>
       </w:pPr>
+      <w:bookmarkStart w:id="1" w:name="_GoBack"/>
+      <w:bookmarkEnd w:id="1"/>
     </w:p>
     <w:p>
       <w:pPr>
@@ -1035,16 +1047,7 @@
           <w:sz w:val="16"/>
           <w:szCs w:val="16"/>
         </w:rPr>
-        <w:t xml:space="preserve">                                                                                                                            </w:t>
-      </w:r>
-      <w:bookmarkStart w:id="1" w:name="_GoBack"/>
-      <w:bookmarkEnd w:id="1"/>
-      <w:r>
-        <w:rPr>
-          <w:sz w:val="16"/>
-          <w:szCs w:val="16"/>
-        </w:rPr>
-        <w:t xml:space="preserve">                                                                                                </w:t>
+        <w:t xml:space="preserve">                                                                                                                                                                                                                            </w:t>
       </w:r>
       <w:r>
         <w:rPr>
